--- a/backend/src/CongTacDang.Infrastructure/Templates/Word/Mau_QD_QuyetDinhXepLoai.docx
+++ b/backend/src/CongTacDang.Infrastructure/Templates/Word/Mau_QD_QuyetDinhXepLoai.docx
@@ -587,7 +587,53 @@
           <w:sz w:val="26"/>
           <w:szCs w:val="26"/>
         </w:rPr>
-        <w:t xml:space="preserve">- Căn cứ Hướng dẫn số …..-HD/TVĐU ngày …../…../…….. của Thường vụ Đảng ủy </w:t>
+        <w:t xml:space="preserve">- Căn cứ Hướng dẫn số </w:t>
+      </w:r>
+      <w:sdt>
+        <w:sdtPr>
+          <w:alias w:val="ORG_GUIDE_NO"/>
+          <w:tag w:val="ORG_GUIDE_NO"/>
+          <w:id w:val="914041"/>
+        </w:sdtPr>
+        <w:sdtContent>
+          <w:r>
+            <w:rPr>
+              <w:sz w:val="26"/>
+              <w:szCs w:val="26"/>
+            </w:rPr>
+            <w:t xml:space="preserve">…..-HD/TVĐU</w:t>
+          </w:r>
+        </w:sdtContent>
+      </w:sdt>
+      <w:r>
+        <w:rPr>
+          <w:sz w:val="26"/>
+          <w:szCs w:val="26"/>
+        </w:rPr>
+        <w:t xml:space="preserve"> ngày </w:t>
+      </w:r>
+      <w:sdt>
+        <w:sdtPr>
+          <w:alias w:val="ORG_GUIDE_DATE"/>
+          <w:tag w:val="ORG_GUIDE_DATE"/>
+          <w:id w:val="914040"/>
+        </w:sdtPr>
+        <w:sdtContent>
+          <w:r>
+            <w:rPr>
+              <w:sz w:val="26"/>
+              <w:szCs w:val="26"/>
+            </w:rPr>
+            <w:t xml:space="preserve">…../…../……..</w:t>
+          </w:r>
+        </w:sdtContent>
+      </w:sdt>
+      <w:r>
+        <w:rPr>
+          <w:sz w:val="26"/>
+          <w:szCs w:val="26"/>
+        </w:rPr>
+        <w:t xml:space="preserve"> của Thường vụ Đảng ủy </w:t>
       </w:r>
       <w:sdt>
         <w:sdtPr>
